--- a/_Export_To_Drive/Chapter_13_Complete.docx
+++ b/_Export_To_Drive/Chapter_13_Complete.docx
@@ -28,7 +28,7 @@
         </w:p>
       </w:sdtContent>
     </w:sdt>
-    <w:bookmarkStart w:id="35" w:name="Xb5a45e1a76c2d354b398ea2d0cca1f90dd4006b"/>
+    <w:bookmarkStart w:id="47" w:name="Xb5a45e1a76c2d354b398ea2d0cca1f90dd4006b"/>
     <w:p>
       <w:pPr>
         <w:pStyle w:val="Heading1"/>
@@ -5235,7 +5235,7 @@
       </w:r>
     </w:p>
     <w:bookmarkEnd w:id="24"/>
-    <w:bookmarkStart w:id="33" w:name="referências-bibliográficas"/>
+    <w:bookmarkStart w:id="45" w:name="referências-bibliográficas"/>
     <w:p>
       <w:pPr>
         <w:pStyle w:val="Heading2"/>
@@ -5387,14 +5387,14 @@
       <w:r>
         <w:drawing>
           <wp:inline>
-            <wp:extent cx="3810000" cy="2540000"/>
+            <wp:extent cx="3121152" cy="3121152"/>
             <wp:effectExtent b="0" l="0" r="0" t="0"/>
             <wp:docPr descr="The Master Pathway" title="" id="26" name="Picture"/>
             <a:graphic>
               <a:graphicData uri="http://schemas.openxmlformats.org/drawingml/2006/picture">
                 <pic:pic>
                   <pic:nvPicPr>
-                    <pic:cNvPr descr="figures/chapter13/infographic_13_1_master_pathway.md" id="27" name="Picture"/>
+                    <pic:cNvPr descr="figures/chapter13/master_pathway.png" id="27" name="Picture"/>
                     <pic:cNvPicPr>
                       <a:picLocks noChangeArrowheads="1" noChangeAspect="1"/>
                     </pic:cNvPicPr>
@@ -5408,7 +5408,7 @@
                   <pic:spPr bwMode="auto">
                     <a:xfrm>
                       <a:off x="0" y="0"/>
-                      <a:ext cx="3810000" cy="2540000"/>
+                      <a:ext cx="3121152" cy="3121152"/>
                     </a:xfrm>
                     <a:prstGeom prst="rect">
                       <a:avLst/>
@@ -5454,14 +5454,14 @@
       <w:r>
         <w:drawing>
           <wp:inline>
-            <wp:extent cx="3810000" cy="2540000"/>
+            <wp:extent cx="3121152" cy="3121152"/>
             <wp:effectExtent b="0" l="0" r="0" t="0"/>
             <wp:docPr descr="Cheat Sheet Clínico" title="" id="30" name="Picture"/>
             <a:graphic>
               <a:graphicData uri="http://schemas.openxmlformats.org/drawingml/2006/picture">
                 <pic:pic>
                   <pic:nvPicPr>
-                    <pic:cNvPr descr="figures/chapter13/infographic_13_2_cheat_sheet.md" id="31" name="Picture"/>
+                    <pic:cNvPr descr="figures/chapter13/cheat_sheet.png" id="31" name="Picture"/>
                     <pic:cNvPicPr>
                       <a:picLocks noChangeArrowheads="1" noChangeAspect="1"/>
                     </pic:cNvPicPr>
@@ -5475,7 +5475,7 @@
                   <pic:spPr bwMode="auto">
                     <a:xfrm>
                       <a:off x="0" y="0"/>
-                      <a:ext cx="3810000" cy="2540000"/>
+                      <a:ext cx="3121152" cy="3121152"/>
                     </a:xfrm>
                     <a:prstGeom prst="rect">
                       <a:avLst/>
@@ -5504,6 +5504,207 @@
         <w:t xml:space="preserve">Figura 13.2: Guia de referência rápida para os 4 perfis de pacientes mais comuns. Use isto para uma validação mental rápida antes de confirmar a cirurgia.</w:t>
       </w:r>
     </w:p>
+    <w:bookmarkEnd w:id="32"/>
+    <w:bookmarkStart w:id="36" w:name="X167bc57d498278747ae9b010a202513d43a185e"/>
+    <w:p>
+      <w:pPr>
+        <w:pStyle w:val="Heading3"/>
+      </w:pPr>
+      <w:r>
+        <w:t xml:space="preserve">Infográfico 13.3: Árvore de Decisão - Triagem Inicial</w:t>
+      </w:r>
+    </w:p>
+    <w:p>
+      <w:pPr>
+        <w:pStyle w:val="FirstParagraph"/>
+      </w:pPr>
+      <w:r>
+        <w:drawing>
+          <wp:inline>
+            <wp:extent cx="3121152" cy="3121152"/>
+            <wp:effectExtent b="0" l="0" r="0" t="0"/>
+            <wp:docPr descr="Triagem Inicial" title="" id="34" name="Picture"/>
+            <a:graphic>
+              <a:graphicData uri="http://schemas.openxmlformats.org/drawingml/2006/picture">
+                <pic:pic>
+                  <pic:nvPicPr>
+                    <pic:cNvPr descr="figures/chapter13/triagem_decision.png" id="35" name="Picture"/>
+                    <pic:cNvPicPr>
+                      <a:picLocks noChangeArrowheads="1" noChangeAspect="1"/>
+                    </pic:cNvPicPr>
+                  </pic:nvPicPr>
+                  <pic:blipFill>
+                    <a:blip r:embed="rId33"/>
+                    <a:stretch>
+                      <a:fillRect/>
+                    </a:stretch>
+                  </pic:blipFill>
+                  <pic:spPr bwMode="auto">
+                    <a:xfrm>
+                      <a:off x="0" y="0"/>
+                      <a:ext cx="3121152" cy="3121152"/>
+                    </a:xfrm>
+                    <a:prstGeom prst="rect">
+                      <a:avLst/>
+                    </a:prstGeom>
+                    <a:noFill/>
+                    <a:ln w="9525">
+                      <a:noFill/>
+                      <a:headEnd/>
+                      <a:tailEnd/>
+                    </a:ln>
+                  </pic:spPr>
+                </pic:pic>
+              </a:graphicData>
+            </a:graphic>
+          </wp:inline>
+        </w:drawing>
+      </w:r>
+      <w:r>
+        <w:t xml:space="preserve"> </w:t>
+      </w:r>
+      <w:r>
+        <w:rPr>
+          <w:i/>
+          <w:iCs/>
+        </w:rPr>
+        <w:t xml:space="preserve">Figura 13.3: Filtro inicial. Identificar expectativas irrealistas é tão importante quanto medir a adição. Se não passar aqui, não avance.</w:t>
+      </w:r>
+    </w:p>
+    <w:bookmarkEnd w:id="36"/>
+    <w:bookmarkStart w:id="40" w:name="infográfico-13.4-qual-técnica-corneana"/>
+    <w:p>
+      <w:pPr>
+        <w:pStyle w:val="Heading3"/>
+      </w:pPr>
+      <w:r>
+        <w:t xml:space="preserve">Infográfico 13.4: Qual Técnica Corneana?</w:t>
+      </w:r>
+    </w:p>
+    <w:p>
+      <w:pPr>
+        <w:pStyle w:val="FirstParagraph"/>
+      </w:pPr>
+      <w:r>
+        <w:drawing>
+          <wp:inline>
+            <wp:extent cx="3121152" cy="3121152"/>
+            <wp:effectExtent b="0" l="0" r="0" t="0"/>
+            <wp:docPr descr="Seleção de Técnica" title="" id="38" name="Picture"/>
+            <a:graphic>
+              <a:graphicData uri="http://schemas.openxmlformats.org/drawingml/2006/picture">
+                <pic:pic>
+                  <pic:nvPicPr>
+                    <pic:cNvPr descr="figures/chapter13/technique_selection.png" id="39" name="Picture"/>
+                    <pic:cNvPicPr>
+                      <a:picLocks noChangeArrowheads="1" noChangeAspect="1"/>
+                    </pic:cNvPicPr>
+                  </pic:nvPicPr>
+                  <pic:blipFill>
+                    <a:blip r:embed="rId37"/>
+                    <a:stretch>
+                      <a:fillRect/>
+                    </a:stretch>
+                  </pic:blipFill>
+                  <pic:spPr bwMode="auto">
+                    <a:xfrm>
+                      <a:off x="0" y="0"/>
+                      <a:ext cx="3121152" cy="3121152"/>
+                    </a:xfrm>
+                    <a:prstGeom prst="rect">
+                      <a:avLst/>
+                    </a:prstGeom>
+                    <a:noFill/>
+                    <a:ln w="9525">
+                      <a:noFill/>
+                      <a:headEnd/>
+                      <a:tailEnd/>
+                    </a:ln>
+                  </pic:spPr>
+                </pic:pic>
+              </a:graphicData>
+            </a:graphic>
+          </wp:inline>
+        </w:drawing>
+      </w:r>
+      <w:r>
+        <w:t xml:space="preserve"> </w:t>
+      </w:r>
+      <w:r>
+        <w:rPr>
+          <w:i/>
+          <w:iCs/>
+        </w:rPr>
+        <w:t xml:space="preserve">Figura 13.4: O seletor de plataforma. A pupila mesópica e a adição necessária ditam a escolha entre Custom-Q, PRESBYOND e PresbyMAX/SUPRACOR.</w:t>
+      </w:r>
+    </w:p>
+    <w:bookmarkEnd w:id="40"/>
+    <w:bookmarkStart w:id="44" w:name="X8d8965322917dcc28b91623cdcaa15f4d8eb205"/>
+    <w:p>
+      <w:pPr>
+        <w:pStyle w:val="Heading3"/>
+      </w:pPr>
+      <w:r>
+        <w:t xml:space="preserve">Infográfico 13.5: Viabilidade Corneana (Propedêutica)</w:t>
+      </w:r>
+    </w:p>
+    <w:p>
+      <w:pPr>
+        <w:pStyle w:val="FirstParagraph"/>
+      </w:pPr>
+      <w:r>
+        <w:drawing>
+          <wp:inline>
+            <wp:extent cx="3121152" cy="3121152"/>
+            <wp:effectExtent b="0" l="0" r="0" t="0"/>
+            <wp:docPr descr="Viabilidade Corneana" title="" id="42" name="Picture"/>
+            <a:graphic>
+              <a:graphicData uri="http://schemas.openxmlformats.org/drawingml/2006/picture">
+                <pic:pic>
+                  <pic:nvPicPr>
+                    <pic:cNvPr descr="figures/chapter13/propedeutica_viability.png" id="43" name="Picture"/>
+                    <pic:cNvPicPr>
+                      <a:picLocks noChangeArrowheads="1" noChangeAspect="1"/>
+                    </pic:cNvPicPr>
+                  </pic:nvPicPr>
+                  <pic:blipFill>
+                    <a:blip r:embed="rId41"/>
+                    <a:stretch>
+                      <a:fillRect/>
+                    </a:stretch>
+                  </pic:blipFill>
+                  <pic:spPr bwMode="auto">
+                    <a:xfrm>
+                      <a:off x="0" y="0"/>
+                      <a:ext cx="3121152" cy="3121152"/>
+                    </a:xfrm>
+                    <a:prstGeom prst="rect">
+                      <a:avLst/>
+                    </a:prstGeom>
+                    <a:noFill/>
+                    <a:ln w="9525">
+                      <a:noFill/>
+                      <a:headEnd/>
+                      <a:tailEnd/>
+                    </a:ln>
+                  </pic:spPr>
+                </pic:pic>
+              </a:graphicData>
+            </a:graphic>
+          </wp:inline>
+        </w:drawing>
+      </w:r>
+      <w:r>
+        <w:t xml:space="preserve"> </w:t>
+      </w:r>
+      <w:r>
+        <w:rPr>
+          <w:i/>
+          <w:iCs/>
+        </w:rPr>
+        <w:t xml:space="preserve">Figura 13.5: Safety check. O algoritmo de segurança para evitar ectasia e complicações de olho seco.</w:t>
+      </w:r>
+    </w:p>
     <w:p>
       <w:r>
         <w:pict>
@@ -5615,9 +5816,9 @@
         </w:pict>
       </w:r>
     </w:p>
-    <w:bookmarkEnd w:id="32"/>
-    <w:bookmarkEnd w:id="33"/>
-    <w:bookmarkStart w:id="34" w:name="X67081c3259356f0c7575ad73e518bbd9c274c7a"/>
+    <w:bookmarkEnd w:id="44"/>
+    <w:bookmarkEnd w:id="45"/>
+    <w:bookmarkStart w:id="46" w:name="X67081c3259356f0c7575ad73e518bbd9c274c7a"/>
     <w:p>
       <w:pPr>
         <w:pStyle w:val="Heading2"/>
@@ -5832,8 +6033,8 @@
         <w:t xml:space="preserve">Pronto para Google Drive e publicação! 🎊</w:t>
       </w:r>
     </w:p>
-    <w:bookmarkEnd w:id="34"/>
-    <w:bookmarkEnd w:id="35"/>
+    <w:bookmarkEnd w:id="46"/>
+    <w:bookmarkEnd w:id="47"/>
     <w:sectPr>
       <w:footnotePr>
         <w:numRestart w:val="eachSect"/>
